--- a/工业燃气轮机排放预测与运行参数智能优化系统-课程设计报告.docx
+++ b/工业燃气轮机排放预测与运行参数智能优化系统-课程设计报告.docx
@@ -132,12 +132,6 @@
             <w:insideH w:val="none" w:color="auto" w:sz="0" w:space="0"/>
             <w:insideV w:val="none" w:color="auto" w:sz="0" w:space="0"/>
           </w:tblBorders>
-          <w:tblCellMar>
-            <w:top w:w="0" w:type="dxa"/>
-            <w:left w:w="108" w:type="dxa"/>
-            <w:bottom w:w="0" w:type="dxa"/>
-            <w:right w:w="108" w:type="dxa"/>
-          </w:tblCellMar>
         </w:tblPrEx>
         <w:trPr>
           <w:jc w:val="center"/>
@@ -312,16 +306,17 @@
             <w:pPr>
               <w:spacing w:before="20" w:after="20" w:line="240" w:lineRule="auto"/>
               <w:jc w:val="center"/>
-            </w:pPr>
-            <w:r>
-              <w:rPr>
-                <w:rFonts w:ascii="Times New Roman" w:hAnsi="Times New Roman" w:eastAsia="宋体"/>
-                <w:b w:val="0"/>
-                <w:i w:val="0"/>
-                <w:color w:val="000000"/>
-                <w:sz w:val="28"/>
-              </w:rPr>
-              <w:t>＿＿＿＿＿＿＿＿</w:t>
+              <w:rPr>
+                <w:rFonts w:hint="default" w:eastAsia="宋体"/>
+                <w:lang w:val="en-US" w:eastAsia="zh-CN"/>
+              </w:rPr>
+            </w:pPr>
+            <w:r>
+              <w:rPr>
+                <w:rFonts w:hint="eastAsia"/>
+                <w:lang w:val="en-US" w:eastAsia="zh-CN"/>
+              </w:rPr>
+              <w:t>202412020114</w:t>
             </w:r>
           </w:p>
         </w:tc>
@@ -380,16 +375,17 @@
             <w:pPr>
               <w:spacing w:before="20" w:after="20" w:line="240" w:lineRule="auto"/>
               <w:jc w:val="center"/>
-            </w:pPr>
-            <w:r>
-              <w:rPr>
-                <w:rFonts w:ascii="Times New Roman" w:hAnsi="Times New Roman" w:eastAsia="宋体"/>
-                <w:b w:val="0"/>
-                <w:i w:val="0"/>
-                <w:color w:val="000000"/>
-                <w:sz w:val="28"/>
-              </w:rPr>
-              <w:t>＿＿＿＿＿＿＿＿</w:t>
+              <w:rPr>
+                <w:rFonts w:hint="eastAsia" w:eastAsia="宋体"/>
+                <w:lang w:val="en-US" w:eastAsia="zh-CN"/>
+              </w:rPr>
+            </w:pPr>
+            <w:r>
+              <w:rPr>
+                <w:rFonts w:hint="eastAsia"/>
+                <w:lang w:val="en-US" w:eastAsia="zh-CN"/>
+              </w:rPr>
+              <w:t>牛铭辰</w:t>
             </w:r>
           </w:p>
         </w:tc>
@@ -424,74 +420,8 @@
               <w:spacing w:before="20" w:after="20" w:line="240" w:lineRule="auto"/>
               <w:jc w:val="center"/>
             </w:pPr>
-            <w:r>
-              <w:rPr>
-                <w:rFonts w:ascii="Times New Roman" w:hAnsi="Times New Roman" w:eastAsia="宋体"/>
-                <w:b/>
-                <w:i w:val="0"/>
-                <w:color w:val="000000"/>
-                <w:sz w:val="28"/>
-              </w:rPr>
-              <w:t>指导教师</w:t>
-            </w:r>
-          </w:p>
-        </w:tc>
-        <w:tc>
-          <w:tcPr>
-            <w:tcW w:w="5386" w:type="dxa"/>
-            <w:tcBorders>
-              <w:bottom w:val="single" w:color="000000" w:sz="6" w:space="0"/>
-            </w:tcBorders>
-            <w:vAlign w:val="center"/>
-          </w:tcPr>
-          <w:p>
-            <w:pPr>
-              <w:spacing w:before="20" w:after="20" w:line="240" w:lineRule="auto"/>
-              <w:jc w:val="center"/>
-            </w:pPr>
-            <w:r>
-              <w:rPr>
-                <w:rFonts w:ascii="Times New Roman" w:hAnsi="Times New Roman" w:eastAsia="宋体"/>
-                <w:b w:val="0"/>
-                <w:i w:val="0"/>
-                <w:color w:val="000000"/>
-                <w:sz w:val="28"/>
-              </w:rPr>
-              <w:t>＿＿＿＿＿＿＿＿</w:t>
-            </w:r>
-          </w:p>
-        </w:tc>
-      </w:tr>
-      <w:tr>
-        <w:tblPrEx>
-          <w:tblBorders>
-            <w:top w:val="none" w:color="auto" w:sz="0" w:space="0"/>
-            <w:left w:val="none" w:color="auto" w:sz="0" w:space="0"/>
-            <w:bottom w:val="none" w:color="auto" w:sz="0" w:space="0"/>
-            <w:right w:val="none" w:color="auto" w:sz="0" w:space="0"/>
-            <w:insideH w:val="none" w:color="auto" w:sz="0" w:space="0"/>
-            <w:insideV w:val="none" w:color="auto" w:sz="0" w:space="0"/>
-          </w:tblBorders>
-          <w:tblCellMar>
-            <w:top w:w="0" w:type="dxa"/>
-            <w:left w:w="108" w:type="dxa"/>
-            <w:bottom w:w="0" w:type="dxa"/>
-            <w:right w:w="108" w:type="dxa"/>
-          </w:tblCellMar>
-        </w:tblPrEx>
-        <w:trPr>
-          <w:jc w:val="center"/>
-        </w:trPr>
-        <w:tc>
-          <w:tcPr>
-            <w:tcW w:w="1814" w:type="dxa"/>
-            <w:vAlign w:val="center"/>
-          </w:tcPr>
-          <w:p>
-            <w:pPr>
-              <w:spacing w:before="20" w:after="20" w:line="240" w:lineRule="auto"/>
-              <w:jc w:val="center"/>
-            </w:pPr>
+            <w:bookmarkStart w:id="44" w:name="_GoBack"/>
+            <w:bookmarkEnd w:id="44"/>
             <w:r>
               <w:rPr>
                 <w:rFonts w:ascii="Times New Roman" w:hAnsi="Times New Roman" w:eastAsia="宋体"/>
@@ -643,8 +573,6 @@
           <w:tab w:val="right" w:leader="dot" w:pos="9072"/>
         </w:tabs>
       </w:pPr>
-      <w:bookmarkStart w:id="44" w:name="_GoBack"/>
-      <w:bookmarkEnd w:id="44"/>
       <w:r>
         <w:rPr>
           <w:rFonts w:ascii="Times New Roman" w:hAnsi="Times New Roman" w:eastAsia="宋体"/>
@@ -5608,12 +5536,6 @@
             <w:insideH w:val="single" w:color="auto" w:sz="4" w:space="0"/>
             <w:insideV w:val="single" w:color="auto" w:sz="4" w:space="0"/>
           </w:tblBorders>
-          <w:tblCellMar>
-            <w:top w:w="0" w:type="dxa"/>
-            <w:left w:w="108" w:type="dxa"/>
-            <w:bottom w:w="0" w:type="dxa"/>
-            <w:right w:w="108" w:type="dxa"/>
-          </w:tblCellMar>
         </w:tblPrEx>
         <w:trPr>
           <w:cantSplit/>
@@ -6096,6 +6018,14 @@
       </w:tblGrid>
       <w:tr>
         <w:tblPrEx>
+          <w:tblBorders>
+            <w:top w:val="single" w:color="auto" w:sz="4" w:space="0"/>
+            <w:left w:val="single" w:color="auto" w:sz="4" w:space="0"/>
+            <w:bottom w:val="single" w:color="auto" w:sz="4" w:space="0"/>
+            <w:right w:val="single" w:color="auto" w:sz="4" w:space="0"/>
+            <w:insideH w:val="single" w:color="auto" w:sz="4" w:space="0"/>
+            <w:insideV w:val="single" w:color="auto" w:sz="4" w:space="0"/>
+          </w:tblBorders>
           <w:tblCellMar>
             <w:top w:w="0" w:type="dxa"/>
             <w:left w:w="108" w:type="dxa"/>
@@ -8601,12 +8531,6 @@
             <w:insideH w:val="single" w:color="auto" w:sz="4" w:space="0"/>
             <w:insideV w:val="single" w:color="auto" w:sz="4" w:space="0"/>
           </w:tblBorders>
-          <w:tblCellMar>
-            <w:top w:w="0" w:type="dxa"/>
-            <w:left w:w="108" w:type="dxa"/>
-            <w:bottom w:w="0" w:type="dxa"/>
-            <w:right w:w="108" w:type="dxa"/>
-          </w:tblCellMar>
         </w:tblPrEx>
         <w:trPr>
           <w:cantSplit/>
@@ -10695,12 +10619,6 @@
             <w:insideH w:val="single" w:color="auto" w:sz="4" w:space="0"/>
             <w:insideV w:val="single" w:color="auto" w:sz="4" w:space="0"/>
           </w:tblBorders>
-          <w:tblCellMar>
-            <w:top w:w="0" w:type="dxa"/>
-            <w:left w:w="108" w:type="dxa"/>
-            <w:bottom w:w="0" w:type="dxa"/>
-            <w:right w:w="108" w:type="dxa"/>
-          </w:tblCellMar>
         </w:tblPrEx>
         <w:trPr>
           <w:cantSplit/>
@@ -11730,12 +11648,14 @@
       </w:tblGrid>
       <w:tr>
         <w:tblPrEx>
-          <w:tblCellMar>
-            <w:top w:w="0" w:type="dxa"/>
-            <w:left w:w="108" w:type="dxa"/>
-            <w:bottom w:w="0" w:type="dxa"/>
-            <w:right w:w="108" w:type="dxa"/>
-          </w:tblCellMar>
+          <w:tblBorders>
+            <w:top w:val="single" w:color="auto" w:sz="4" w:space="0"/>
+            <w:left w:val="single" w:color="auto" w:sz="4" w:space="0"/>
+            <w:bottom w:val="single" w:color="auto" w:sz="4" w:space="0"/>
+            <w:right w:val="single" w:color="auto" w:sz="4" w:space="0"/>
+            <w:insideH w:val="single" w:color="auto" w:sz="4" w:space="0"/>
+            <w:insideV w:val="single" w:color="auto" w:sz="4" w:space="0"/>
+          </w:tblBorders>
         </w:tblPrEx>
         <w:trPr>
           <w:cantSplit/>
@@ -27263,6 +27183,7 @@
     <w:basedOn w:val="134"/>
     <w:link w:val="9"/>
     <w:semiHidden/>
+    <w:qFormat/>
     <w:uiPriority w:val="9"/>
     <w:rPr>
       <w:rFonts w:asciiTheme="majorHAnsi" w:hAnsiTheme="majorHAnsi" w:eastAsiaTheme="majorEastAsia" w:cstheme="majorBidi"/>
